--- a/por/docx/48.content.docx
+++ b/por/docx/48.content.docx
@@ -676,7 +676,7 @@
         <w:rPr>
           <w:lang w:val="pt_PT" w:bidi="pt_PT"/>
         </w:rPr>
-        <w:t xml:space="preserve"> Só ouviam dizer: "Aquele que antes nos perseguia agora anuncia a fé que procurava destruir".</w:t>
+        <w:t xml:space="preserve"> Só ouviam dizer: “Aquele que antes nos perseguia agora anuncia a fé que procurava destruir”.</w:t>
       </w:r>
     </w:p>
     <w:p>
@@ -1007,7 +1007,7 @@
         <w:rPr>
           <w:lang w:val="pt_PT" w:bidi="pt_PT"/>
         </w:rPr>
-        <w:t xml:space="preserve"> Quando notei que eles não agiam conforme a verdade do evangelho, falei a Pedro diante de todos: "Você é judeu, mas vive como quem não é judeu. Então, por que deseja obrigar os que não são judeus a seguir costumes de judeus?</w:t>
+        <w:t xml:space="preserve"> Quando notei que eles não agiam conforme a verdade do evangelho, falei a Pedro diante de todos: “Você é judeu, mas vive como quem não é judeu. Então, por que deseja obrigar os que não são judeus a seguir costumes de judeus?</w:t>
       </w:r>
     </w:p>
     <w:p>
@@ -1028,7 +1028,7 @@
         <w:rPr>
           <w:lang w:val="pt_PT" w:bidi="pt_PT"/>
         </w:rPr>
-        <w:t xml:space="preserve"> Nós, judeus de nascimento, e não 'gentios pecadores',</w:t>
+        <w:t xml:space="preserve"> Nós, judeus de nascimento, e não ‘gentios pecadores’,</w:t>
       </w:r>
     </w:p>
     <w:p>
@@ -1049,7 +1049,7 @@
         <w:rPr>
           <w:lang w:val="pt_PT" w:bidi="pt_PT"/>
         </w:rPr>
-        <w:t xml:space="preserve"> sabemos que ninguém é justificado diante de Deus pelas obras da lei, mas somente pela fé em Cristo Jesus. Por isso, também cremos em Cristo para sermos justificados pela fé, e não pelas obras da lei, pois pelas obras da lei ninguém será justificado".</w:t>
+        <w:t xml:space="preserve"> sabemos que ninguém é justificado diante de Deus pelas obras da lei, mas somente pela fé em Cristo Jesus. Por isso, também cremos em Cristo para sermos justificados pela fé, e não pelas obras da lei, pois pelas obras da lei ninguém será justificado”.</w:t>
       </w:r>
     </w:p>
     <w:p>
@@ -1380,7 +1380,7 @@
         <w:rPr>
           <w:lang w:val="pt_PT" w:bidi="pt_PT"/>
         </w:rPr>
-        <w:t xml:space="preserve"> Porém, os que buscam justificação pela lei estão sob maldição, pois está escrito: "Maldito todo aquele que não persiste em praticar todas as coisas escritas no Livro da Lei".</w:t>
+        <w:t xml:space="preserve"> Porém, os que buscam justificação pela lei estão sob maldição, pois está escrito: “Maldito todo aquele que não persiste em praticar todas as coisas escritas no Livro da Lei”.</w:t>
       </w:r>
     </w:p>
     <w:p>
@@ -1401,7 +1401,7 @@
         <w:rPr>
           <w:lang w:val="pt_PT" w:bidi="pt_PT"/>
         </w:rPr>
-        <w:t xml:space="preserve"> Logo, ninguém é justificado pela lei, pois está dito: "O justo viverá por meio da fé".</w:t>
+        <w:t xml:space="preserve"> Logo, ninguém é justificado pela lei, pois está dito: “O justo viverá por meio da fé”.</w:t>
       </w:r>
     </w:p>
     <w:p>
@@ -1506,7 +1506,7 @@
         <w:rPr>
           <w:lang w:val="pt_PT" w:bidi="pt_PT"/>
         </w:rPr>
-        <w:t xml:space="preserve"> Deus fez promessas a Abraão e ao seu descendente; e não disse "aos seus descendentes", como se falasse de muitos, mas "ao seu descendente", referindo-se a um só, isto é, a Cristo.</w:t>
+        <w:t xml:space="preserve"> Deus fez promessas a Abraão e ao seu descendente; e não disse “aos seus descendentes”, como se falasse de muitos, mas “ao seu descendente”, referindo-se a um só, isto é, a Cristo.</w:t>
       </w:r>
     </w:p>
     <w:p>
